--- a/lessions/0006_3.docx
+++ b/lessions/0006_3.docx
@@ -90,6 +90,32 @@
         <w:rPr>
           <w:rFonts w:ascii="Times New Roman" w:hAnsi="Times New Roman" w:cs="Times New Roman"/>
         </w:rPr>
+        <w:t>Hour : Giờ</w:t>
+      </w:r>
+    </w:p>
+    <w:p>
+      <w:pPr>
+        <w:rPr>
+          <w:rFonts w:ascii="Times New Roman" w:hAnsi="Times New Roman" w:cs="Times New Roman"/>
+        </w:rPr>
+      </w:pPr>
+      <w:r>
+        <w:rPr>
+          <w:rFonts w:ascii="Times New Roman" w:hAnsi="Times New Roman" w:cs="Times New Roman"/>
+        </w:rPr>
+        <w:t>Minute: Phút</w:t>
+      </w:r>
+    </w:p>
+    <w:p>
+      <w:pPr>
+        <w:rPr>
+          <w:rFonts w:ascii="Times New Roman" w:hAnsi="Times New Roman" w:cs="Times New Roman"/>
+        </w:rPr>
+      </w:pPr>
+      <w:r>
+        <w:rPr>
+          <w:rFonts w:ascii="Times New Roman" w:hAnsi="Times New Roman" w:cs="Times New Roman"/>
+        </w:rPr>
         <w:t>What time is it?:Mấy giờ rồi?</w:t>
       </w:r>
     </w:p>
@@ -427,6 +453,7 @@
         <w:rPr>
           <w:rFonts w:ascii="Times New Roman" w:hAnsi="Times New Roman" w:cs="Times New Roman"/>
         </w:rPr>
+        <w:lastRenderedPageBreak/>
         <w:t>A quarter = 15 phút:</w:t>
       </w:r>
     </w:p>
@@ -453,527 +480,551 @@
         <w:rPr>
           <w:rFonts w:ascii="Times New Roman" w:hAnsi="Times New Roman" w:cs="Times New Roman"/>
         </w:rPr>
+        <w:t>It’s half past three: 3 giờ rưỡi</w:t>
+      </w:r>
+    </w:p>
+    <w:p>
+      <w:pPr>
+        <w:rPr>
+          <w:rFonts w:ascii="Times New Roman" w:hAnsi="Times New Roman" w:cs="Times New Roman"/>
+        </w:rPr>
+      </w:pPr>
+      <w:r>
+        <w:rPr>
+          <w:rFonts w:ascii="Times New Roman" w:hAnsi="Times New Roman" w:cs="Times New Roman"/>
+        </w:rPr>
+        <w:t>It’s a quarter past five: 5 giờ 15 phút.</w:t>
+      </w:r>
+    </w:p>
+    <w:p>
+      <w:pPr>
+        <w:rPr>
+          <w:rFonts w:ascii="Times New Roman" w:hAnsi="Times New Roman" w:cs="Times New Roman"/>
+        </w:rPr>
+      </w:pPr>
+      <w:r>
+        <w:rPr>
+          <w:rFonts w:ascii="Times New Roman" w:hAnsi="Times New Roman" w:cs="Times New Roman"/>
+        </w:rPr>
+        <w:t>It’s a quarter to seven: 7 giờ kém 15 phút</w:t>
+      </w:r>
+    </w:p>
+    <w:p>
+      <w:pPr>
+        <w:rPr>
+          <w:rFonts w:ascii="Times New Roman" w:hAnsi="Times New Roman" w:cs="Times New Roman"/>
+        </w:rPr>
+      </w:pPr>
+      <w:r>
+        <w:rPr>
+          <w:rFonts w:ascii="Times New Roman" w:hAnsi="Times New Roman" w:cs="Times New Roman"/>
+        </w:rPr>
+        <w:t>6.  CÁCH ĐỌC GIỜ THÔNG DỤNG</w:t>
+      </w:r>
+    </w:p>
+    <w:p>
+      <w:pPr>
+        <w:rPr>
+          <w:rFonts w:ascii="Times New Roman" w:hAnsi="Times New Roman" w:cs="Times New Roman"/>
+        </w:rPr>
+      </w:pPr>
+      <w:r>
+        <w:rPr>
+          <w:rFonts w:ascii="Times New Roman" w:hAnsi="Times New Roman" w:cs="Times New Roman"/>
+        </w:rPr>
+        <w:t>7:05 -&gt; se</w:t>
+      </w:r>
+      <w:r>
+        <w:rPr>
+          <w:rFonts w:ascii="Times New Roman" w:hAnsi="Times New Roman" w:cs="Times New Roman"/>
+        </w:rPr>
+        <w:t>v</w:t>
+      </w:r>
+      <w:r>
+        <w:rPr>
+          <w:rFonts w:ascii="Times New Roman" w:hAnsi="Times New Roman" w:cs="Times New Roman"/>
+        </w:rPr>
+        <w:t>en</w:t>
+      </w:r>
+      <w:r>
+        <w:rPr>
+          <w:rFonts w:ascii="Times New Roman" w:hAnsi="Times New Roman" w:cs="Times New Roman"/>
+        </w:rPr>
+        <w:t xml:space="preserve"> oh</w:t>
+      </w:r>
+      <w:r>
+        <w:rPr>
+          <w:rFonts w:ascii="Times New Roman" w:hAnsi="Times New Roman" w:cs="Times New Roman"/>
+        </w:rPr>
+        <w:t xml:space="preserve"> five</w:t>
+      </w:r>
+    </w:p>
+    <w:p>
+      <w:pPr>
+        <w:rPr>
+          <w:rFonts w:ascii="Times New Roman" w:hAnsi="Times New Roman" w:cs="Times New Roman"/>
+        </w:rPr>
+      </w:pPr>
+      <w:r>
+        <w:rPr>
+          <w:rFonts w:ascii="Times New Roman" w:hAnsi="Times New Roman" w:cs="Times New Roman"/>
+        </w:rPr>
+        <w:t>9:15 -&gt; nine fifteen</w:t>
+      </w:r>
+    </w:p>
+    <w:p>
+      <w:pPr>
+        <w:rPr>
+          <w:rFonts w:ascii="Times New Roman" w:hAnsi="Times New Roman" w:cs="Times New Roman"/>
+        </w:rPr>
+      </w:pPr>
+      <w:r>
+        <w:rPr>
+          <w:rFonts w:ascii="Times New Roman" w:hAnsi="Times New Roman" w:cs="Times New Roman"/>
+        </w:rPr>
+        <w:t>10:30 -&gt; ten thirty</w:t>
+      </w:r>
+    </w:p>
+    <w:p>
+      <w:pPr>
+        <w:rPr>
+          <w:rFonts w:ascii="Times New Roman" w:hAnsi="Times New Roman" w:cs="Times New Roman"/>
+        </w:rPr>
+      </w:pPr>
+      <w:r>
+        <w:rPr>
+          <w:rFonts w:ascii="Times New Roman" w:hAnsi="Times New Roman" w:cs="Times New Roman"/>
+        </w:rPr>
+        <w:t>11:30 -&gt; eleven forty</w:t>
+      </w:r>
+      <w:r>
+        <w:rPr>
+          <w:rFonts w:ascii="Times New Roman" w:hAnsi="Times New Roman" w:cs="Times New Roman"/>
+        </w:rPr>
+        <w:t>-five</w:t>
+      </w:r>
+    </w:p>
+    <w:p>
+      <w:pPr>
+        <w:rPr>
+          <w:rFonts w:ascii="Times New Roman" w:hAnsi="Times New Roman" w:cs="Times New Roman"/>
+        </w:rPr>
+      </w:pPr>
+      <w:r>
+        <w:rPr>
+          <w:rFonts w:ascii="Times New Roman" w:hAnsi="Times New Roman" w:cs="Times New Roman"/>
+        </w:rPr>
+        <w:t>Người bản sứ thường đọc trực tiếp số giờ và phút.</w:t>
+      </w:r>
+    </w:p>
+    <w:p>
+      <w:pPr>
+        <w:rPr>
+          <w:rFonts w:ascii="Times New Roman" w:hAnsi="Times New Roman" w:cs="Times New Roman"/>
+        </w:rPr>
+      </w:pPr>
+      <w:r>
+        <w:rPr>
+          <w:rFonts w:ascii="Times New Roman" w:hAnsi="Times New Roman" w:cs="Times New Roman"/>
+        </w:rPr>
+        <w:t>8:20 -&gt; eight twenty</w:t>
+      </w:r>
+    </w:p>
+    <w:p>
+      <w:pPr>
+        <w:rPr>
+          <w:rFonts w:ascii="Times New Roman" w:hAnsi="Times New Roman" w:cs="Times New Roman"/>
+        </w:rPr>
+      </w:pPr>
+      <w:r>
+        <w:rPr>
+          <w:rFonts w:ascii="Times New Roman" w:hAnsi="Times New Roman" w:cs="Times New Roman"/>
+        </w:rPr>
+        <w:t>6:50 -&gt; six fifty</w:t>
+      </w:r>
+    </w:p>
+    <w:p>
+      <w:pPr>
+        <w:rPr>
+          <w:rFonts w:ascii="Times New Roman" w:hAnsi="Times New Roman" w:cs="Times New Roman"/>
+        </w:rPr>
+      </w:pPr>
+      <w:r>
+        <w:rPr>
+          <w:rFonts w:ascii="Times New Roman" w:hAnsi="Times New Roman" w:cs="Times New Roman"/>
+        </w:rPr>
+        <w:t>7. AM và PM</w:t>
+      </w:r>
+    </w:p>
+    <w:p>
+      <w:pPr>
+        <w:rPr>
+          <w:rFonts w:ascii="Times New Roman" w:hAnsi="Times New Roman" w:cs="Times New Roman"/>
+        </w:rPr>
+      </w:pPr>
+      <w:r>
+        <w:rPr>
+          <w:rFonts w:ascii="Times New Roman" w:hAnsi="Times New Roman" w:cs="Times New Roman"/>
+        </w:rPr>
+        <w:t>AM = buổi sáng</w:t>
+      </w:r>
+    </w:p>
+    <w:p>
+      <w:pPr>
+        <w:rPr>
+          <w:rFonts w:ascii="Times New Roman" w:hAnsi="Times New Roman" w:cs="Times New Roman"/>
+        </w:rPr>
+      </w:pPr>
+      <w:r>
+        <w:rPr>
+          <w:rFonts w:ascii="Times New Roman" w:hAnsi="Times New Roman" w:cs="Times New Roman"/>
+        </w:rPr>
+        <w:t>PM = buổi chiều / tối</w:t>
+      </w:r>
+    </w:p>
+    <w:p>
+      <w:pPr>
+        <w:rPr>
+          <w:rFonts w:ascii="Times New Roman" w:hAnsi="Times New Roman" w:cs="Times New Roman"/>
+        </w:rPr>
+      </w:pPr>
+      <w:r>
+        <w:rPr>
+          <w:rFonts w:ascii="Times New Roman" w:hAnsi="Times New Roman" w:cs="Times New Roman"/>
+        </w:rPr>
+        <w:t>Ví dụ:</w:t>
+      </w:r>
+    </w:p>
+    <w:p>
+      <w:pPr>
+        <w:rPr>
+          <w:rFonts w:ascii="Times New Roman" w:hAnsi="Times New Roman" w:cs="Times New Roman"/>
+        </w:rPr>
+      </w:pPr>
+      <w:r>
+        <w:rPr>
+          <w:rFonts w:ascii="Times New Roman" w:hAnsi="Times New Roman" w:cs="Times New Roman"/>
+        </w:rPr>
+        <w:t>It’s 7 AM. -&gt; 7 giờ sáng</w:t>
+      </w:r>
+    </w:p>
+    <w:p>
+      <w:pPr>
+        <w:rPr>
+          <w:rFonts w:ascii="Times New Roman" w:hAnsi="Times New Roman" w:cs="Times New Roman"/>
+        </w:rPr>
+      </w:pPr>
+      <w:r>
+        <w:rPr>
+          <w:rFonts w:ascii="Times New Roman" w:hAnsi="Times New Roman" w:cs="Times New Roman"/>
+        </w:rPr>
+        <w:t>It’s 7 PM. -&gt; 7 giờ tối</w:t>
+      </w:r>
+    </w:p>
+    <w:p>
+      <w:pPr>
+        <w:rPr>
+          <w:rFonts w:ascii="Times New Roman" w:hAnsi="Times New Roman" w:cs="Times New Roman"/>
+        </w:rPr>
+      </w:pPr>
+      <w:r>
+        <w:rPr>
+          <w:rFonts w:ascii="Times New Roman" w:hAnsi="Times New Roman" w:cs="Times New Roman"/>
+        </w:rPr>
+        <w:t>I wake up at 6 AM. -&gt; tối thức dậy lúc 6 giờ sáng.</w:t>
+      </w:r>
+    </w:p>
+    <w:p>
+      <w:pPr>
+        <w:rPr>
+          <w:rFonts w:ascii="Times New Roman" w:hAnsi="Times New Roman" w:cs="Times New Roman"/>
+        </w:rPr>
+      </w:pPr>
+      <w:r>
+        <w:rPr>
+          <w:rFonts w:ascii="Times New Roman" w:hAnsi="Times New Roman" w:cs="Times New Roman"/>
+        </w:rPr>
+        <w:t>8. NGÀY TRONG THÁNG</w:t>
+      </w:r>
+    </w:p>
+    <w:p>
+      <w:pPr>
+        <w:rPr>
+          <w:rFonts w:ascii="Times New Roman" w:hAnsi="Times New Roman" w:cs="Times New Roman"/>
+        </w:rPr>
+      </w:pPr>
+      <w:r>
+        <w:rPr>
+          <w:rFonts w:ascii="Times New Roman" w:hAnsi="Times New Roman" w:cs="Times New Roman"/>
+        </w:rPr>
+        <w:t>1</w:t>
+      </w:r>
+      <w:r>
+        <w:rPr>
+          <w:rFonts w:ascii="Times New Roman" w:hAnsi="Times New Roman" w:cs="Times New Roman"/>
+          <w:vertAlign w:val="superscript"/>
+        </w:rPr>
+        <w:t>st</w:t>
+      </w:r>
+      <w:r>
+        <w:rPr>
+          <w:rFonts w:ascii="Times New Roman" w:hAnsi="Times New Roman" w:cs="Times New Roman"/>
+        </w:rPr>
+        <w:t xml:space="preserve"> -&gt; first</w:t>
+      </w:r>
+    </w:p>
+    <w:p>
+      <w:pPr>
+        <w:rPr>
+          <w:rFonts w:ascii="Times New Roman" w:hAnsi="Times New Roman" w:cs="Times New Roman"/>
+        </w:rPr>
+      </w:pPr>
+      <w:r>
+        <w:rPr>
+          <w:rFonts w:ascii="Times New Roman" w:hAnsi="Times New Roman" w:cs="Times New Roman"/>
+        </w:rPr>
+        <w:t>2</w:t>
+      </w:r>
+      <w:r>
+        <w:rPr>
+          <w:rFonts w:ascii="Times New Roman" w:hAnsi="Times New Roman" w:cs="Times New Roman"/>
+          <w:vertAlign w:val="superscript"/>
+        </w:rPr>
+        <w:t>nd</w:t>
+      </w:r>
+      <w:r>
+        <w:rPr>
+          <w:rFonts w:ascii="Times New Roman" w:hAnsi="Times New Roman" w:cs="Times New Roman"/>
+        </w:rPr>
+        <w:t xml:space="preserve"> -&gt; second</w:t>
+      </w:r>
+    </w:p>
+    <w:p>
+      <w:pPr>
+        <w:rPr>
+          <w:rFonts w:ascii="Times New Roman" w:hAnsi="Times New Roman" w:cs="Times New Roman"/>
+        </w:rPr>
+      </w:pPr>
+      <w:r>
+        <w:rPr>
+          <w:rFonts w:ascii="Times New Roman" w:hAnsi="Times New Roman" w:cs="Times New Roman"/>
+        </w:rPr>
+        <w:t>3</w:t>
+      </w:r>
+      <w:r>
+        <w:rPr>
+          <w:rFonts w:ascii="Times New Roman" w:hAnsi="Times New Roman" w:cs="Times New Roman"/>
+          <w:vertAlign w:val="superscript"/>
+        </w:rPr>
+        <w:t>rd</w:t>
+      </w:r>
+      <w:r>
+        <w:rPr>
+          <w:rFonts w:ascii="Times New Roman" w:hAnsi="Times New Roman" w:cs="Times New Roman"/>
+        </w:rPr>
+        <w:t xml:space="preserve"> -&gt; third</w:t>
+      </w:r>
+    </w:p>
+    <w:p>
+      <w:pPr>
+        <w:rPr>
+          <w:rFonts w:ascii="Times New Roman" w:hAnsi="Times New Roman" w:cs="Times New Roman"/>
+        </w:rPr>
+      </w:pPr>
+      <w:r>
+        <w:rPr>
+          <w:rFonts w:ascii="Times New Roman" w:hAnsi="Times New Roman" w:cs="Times New Roman"/>
+        </w:rPr>
+        <w:t>4</w:t>
+      </w:r>
+      <w:r>
+        <w:rPr>
+          <w:rFonts w:ascii="Times New Roman" w:hAnsi="Times New Roman" w:cs="Times New Roman"/>
+          <w:vertAlign w:val="superscript"/>
+        </w:rPr>
+        <w:t>th</w:t>
+      </w:r>
+      <w:r>
+        <w:rPr>
+          <w:rFonts w:ascii="Times New Roman" w:hAnsi="Times New Roman" w:cs="Times New Roman"/>
+        </w:rPr>
+        <w:t xml:space="preserve"> -&gt; fourth</w:t>
+      </w:r>
+    </w:p>
+    <w:p>
+      <w:pPr>
+        <w:rPr>
+          <w:rFonts w:ascii="Times New Roman" w:hAnsi="Times New Roman" w:cs="Times New Roman"/>
+        </w:rPr>
+      </w:pPr>
+    </w:p>
+    <w:p>
+      <w:pPr>
+        <w:rPr>
+          <w:rFonts w:ascii="Times New Roman" w:hAnsi="Times New Roman" w:cs="Times New Roman"/>
+        </w:rPr>
+      </w:pPr>
+      <w:r>
+        <w:rPr>
+          <w:rFonts w:ascii="Times New Roman" w:hAnsi="Times New Roman" w:cs="Times New Roman"/>
+        </w:rPr>
+        <w:t>10</w:t>
+      </w:r>
+      <w:r>
+        <w:rPr>
+          <w:rFonts w:ascii="Times New Roman" w:hAnsi="Times New Roman" w:cs="Times New Roman"/>
+          <w:vertAlign w:val="superscript"/>
+        </w:rPr>
+        <w:t>th</w:t>
+      </w:r>
+      <w:r>
+        <w:rPr>
+          <w:rFonts w:ascii="Times New Roman" w:hAnsi="Times New Roman" w:cs="Times New Roman"/>
+        </w:rPr>
+        <w:t xml:space="preserve"> -&gt; tenth</w:t>
+      </w:r>
+    </w:p>
+    <w:p>
+      <w:pPr>
+        <w:rPr>
+          <w:rFonts w:ascii="Times New Roman" w:hAnsi="Times New Roman" w:cs="Times New Roman"/>
+        </w:rPr>
+      </w:pPr>
+      <w:r>
+        <w:rPr>
+          <w:rFonts w:ascii="Times New Roman" w:hAnsi="Times New Roman" w:cs="Times New Roman"/>
+        </w:rPr>
+        <w:t>21</w:t>
+      </w:r>
+      <w:r>
+        <w:rPr>
+          <w:rFonts w:ascii="Times New Roman" w:hAnsi="Times New Roman" w:cs="Times New Roman"/>
+          <w:vertAlign w:val="superscript"/>
+        </w:rPr>
+        <w:t>st</w:t>
+      </w:r>
+      <w:r>
+        <w:rPr>
+          <w:rFonts w:ascii="Times New Roman" w:hAnsi="Times New Roman" w:cs="Times New Roman"/>
+        </w:rPr>
+        <w:t xml:space="preserve"> -&gt; twenty-first</w:t>
+      </w:r>
+    </w:p>
+    <w:p>
+      <w:pPr>
+        <w:rPr>
+          <w:rFonts w:ascii="Times New Roman" w:hAnsi="Times New Roman" w:cs="Times New Roman"/>
+        </w:rPr>
+      </w:pPr>
+      <w:r>
+        <w:rPr>
+          <w:rFonts w:ascii="Times New Roman" w:hAnsi="Times New Roman" w:cs="Times New Roman"/>
+        </w:rPr>
+        <w:t>22</w:t>
+      </w:r>
+      <w:r>
+        <w:rPr>
+          <w:rFonts w:ascii="Times New Roman" w:hAnsi="Times New Roman" w:cs="Times New Roman"/>
+          <w:vertAlign w:val="superscript"/>
+        </w:rPr>
+        <w:t>nd</w:t>
+      </w:r>
+      <w:r>
+        <w:rPr>
+          <w:rFonts w:ascii="Times New Roman" w:hAnsi="Times New Roman" w:cs="Times New Roman"/>
+        </w:rPr>
+        <w:t xml:space="preserve"> -&gt; twenty-second</w:t>
+      </w:r>
+    </w:p>
+    <w:p>
+      <w:pPr>
+        <w:rPr>
+          <w:rFonts w:ascii="Times New Roman" w:hAnsi="Times New Roman" w:cs="Times New Roman"/>
+        </w:rPr>
+      </w:pPr>
+      <w:r>
+        <w:rPr>
+          <w:rFonts w:ascii="Times New Roman" w:hAnsi="Times New Roman" w:cs="Times New Roman"/>
+        </w:rPr>
+        <w:t>23</w:t>
+      </w:r>
+      <w:r>
+        <w:rPr>
+          <w:rFonts w:ascii="Times New Roman" w:hAnsi="Times New Roman" w:cs="Times New Roman"/>
+          <w:vertAlign w:val="superscript"/>
+        </w:rPr>
+        <w:t>rd</w:t>
+      </w:r>
+      <w:r>
+        <w:rPr>
+          <w:rFonts w:ascii="Times New Roman" w:hAnsi="Times New Roman" w:cs="Times New Roman"/>
+        </w:rPr>
+        <w:t xml:space="preserve"> -&gt; twenty-third</w:t>
+      </w:r>
+    </w:p>
+    <w:p>
+      <w:pPr>
+        <w:rPr>
+          <w:rFonts w:ascii="Times New Roman" w:hAnsi="Times New Roman" w:cs="Times New Roman"/>
+        </w:rPr>
+      </w:pPr>
+      <w:r>
+        <w:rPr>
+          <w:rFonts w:ascii="Times New Roman" w:hAnsi="Times New Roman" w:cs="Times New Roman"/>
+        </w:rPr>
+        <w:t>31</w:t>
+      </w:r>
+      <w:r>
+        <w:rPr>
+          <w:rFonts w:ascii="Times New Roman" w:hAnsi="Times New Roman" w:cs="Times New Roman"/>
+          <w:vertAlign w:val="superscript"/>
+        </w:rPr>
+        <w:t>st</w:t>
+      </w:r>
+      <w:r>
+        <w:rPr>
+          <w:rFonts w:ascii="Times New Roman" w:hAnsi="Times New Roman" w:cs="Times New Roman"/>
+        </w:rPr>
+        <w:t xml:space="preserve"> -&gt; thirty-first</w:t>
+      </w:r>
+    </w:p>
+    <w:p>
+      <w:pPr>
+        <w:rPr>
+          <w:rFonts w:ascii="Times New Roman" w:hAnsi="Times New Roman" w:cs="Times New Roman"/>
+        </w:rPr>
+      </w:pPr>
+      <w:r>
+        <w:rPr>
+          <w:rFonts w:ascii="Times New Roman" w:hAnsi="Times New Roman" w:cs="Times New Roman"/>
+        </w:rPr>
+        <w:t>9. CÁCH ĐỌC NGÀY THÁNG</w:t>
+      </w:r>
+    </w:p>
+    <w:p>
+      <w:pPr>
+        <w:rPr>
+          <w:rFonts w:ascii="Times New Roman" w:hAnsi="Times New Roman" w:cs="Times New Roman"/>
+        </w:rPr>
+      </w:pPr>
+      <w:r>
+        <w:rPr>
+          <w:rFonts w:ascii="Times New Roman" w:hAnsi="Times New Roman" w:cs="Times New Roman"/>
+        </w:rPr>
+        <w:t>Kiểu Anh – Anh</w:t>
+      </w:r>
+    </w:p>
+    <w:p>
+      <w:pPr>
+        <w:rPr>
+          <w:rFonts w:ascii="Times New Roman" w:hAnsi="Times New Roman" w:cs="Times New Roman"/>
+        </w:rPr>
+      </w:pPr>
+      <w:r>
+        <w:rPr>
+          <w:rFonts w:ascii="Times New Roman" w:hAnsi="Times New Roman" w:cs="Times New Roman"/>
+        </w:rPr>
         <w:lastRenderedPageBreak/>
-        <w:t>It’s half past three: 3 giờ rưỡi</w:t>
-      </w:r>
-    </w:p>
-    <w:p>
-      <w:pPr>
-        <w:rPr>
-          <w:rFonts w:ascii="Times New Roman" w:hAnsi="Times New Roman" w:cs="Times New Roman"/>
-        </w:rPr>
-      </w:pPr>
-      <w:r>
-        <w:rPr>
-          <w:rFonts w:ascii="Times New Roman" w:hAnsi="Times New Roman" w:cs="Times New Roman"/>
-        </w:rPr>
-        <w:t>It’s a quarter past five: 5 giờ 15 phút.</w:t>
-      </w:r>
-    </w:p>
-    <w:p>
-      <w:pPr>
-        <w:rPr>
-          <w:rFonts w:ascii="Times New Roman" w:hAnsi="Times New Roman" w:cs="Times New Roman"/>
-        </w:rPr>
-      </w:pPr>
-      <w:r>
-        <w:rPr>
-          <w:rFonts w:ascii="Times New Roman" w:hAnsi="Times New Roman" w:cs="Times New Roman"/>
-        </w:rPr>
-        <w:t>It’s a quarter to seven: 7 giờ kém 15 phút</w:t>
-      </w:r>
-    </w:p>
-    <w:p>
-      <w:pPr>
-        <w:rPr>
-          <w:rFonts w:ascii="Times New Roman" w:hAnsi="Times New Roman" w:cs="Times New Roman"/>
-        </w:rPr>
-      </w:pPr>
-      <w:r>
-        <w:rPr>
-          <w:rFonts w:ascii="Times New Roman" w:hAnsi="Times New Roman" w:cs="Times New Roman"/>
-        </w:rPr>
-        <w:t>6.  CÁCH ĐỌC GIỜ THÔNG DỤNG</w:t>
-      </w:r>
-    </w:p>
-    <w:p>
-      <w:pPr>
-        <w:rPr>
-          <w:rFonts w:ascii="Times New Roman" w:hAnsi="Times New Roman" w:cs="Times New Roman"/>
-        </w:rPr>
-      </w:pPr>
-      <w:r>
-        <w:rPr>
-          <w:rFonts w:ascii="Times New Roman" w:hAnsi="Times New Roman" w:cs="Times New Roman"/>
-        </w:rPr>
-        <w:t>7:05 -&gt; senen g five</w:t>
-      </w:r>
-    </w:p>
-    <w:p>
-      <w:pPr>
-        <w:rPr>
-          <w:rFonts w:ascii="Times New Roman" w:hAnsi="Times New Roman" w:cs="Times New Roman"/>
-        </w:rPr>
-      </w:pPr>
-      <w:r>
-        <w:rPr>
-          <w:rFonts w:ascii="Times New Roman" w:hAnsi="Times New Roman" w:cs="Times New Roman"/>
-        </w:rPr>
-        <w:t>9:15 -&gt; nine fifteen</w:t>
-      </w:r>
-    </w:p>
-    <w:p>
-      <w:pPr>
-        <w:rPr>
-          <w:rFonts w:ascii="Times New Roman" w:hAnsi="Times New Roman" w:cs="Times New Roman"/>
-        </w:rPr>
-      </w:pPr>
-      <w:r>
-        <w:rPr>
-          <w:rFonts w:ascii="Times New Roman" w:hAnsi="Times New Roman" w:cs="Times New Roman"/>
-        </w:rPr>
-        <w:t>10:30 -&gt; ten thirty</w:t>
-      </w:r>
-    </w:p>
-    <w:p>
-      <w:pPr>
-        <w:rPr>
-          <w:rFonts w:ascii="Times New Roman" w:hAnsi="Times New Roman" w:cs="Times New Roman"/>
-        </w:rPr>
-      </w:pPr>
-      <w:r>
-        <w:rPr>
-          <w:rFonts w:ascii="Times New Roman" w:hAnsi="Times New Roman" w:cs="Times New Roman"/>
-        </w:rPr>
-        <w:t>11:30 -&gt; eleven forty</w:t>
-      </w:r>
-      <w:r>
-        <w:rPr>
-          <w:rFonts w:ascii="Times New Roman" w:hAnsi="Times New Roman" w:cs="Times New Roman"/>
-        </w:rPr>
-        <w:t>-five</w:t>
-      </w:r>
-    </w:p>
-    <w:p>
-      <w:pPr>
-        <w:rPr>
-          <w:rFonts w:ascii="Times New Roman" w:hAnsi="Times New Roman" w:cs="Times New Roman"/>
-        </w:rPr>
-      </w:pPr>
-      <w:r>
-        <w:rPr>
-          <w:rFonts w:ascii="Times New Roman" w:hAnsi="Times New Roman" w:cs="Times New Roman"/>
-        </w:rPr>
-        <w:t>Người bản sứ thường đọc trực tiếp số giờ và phút.</w:t>
-      </w:r>
-    </w:p>
-    <w:p>
-      <w:pPr>
-        <w:rPr>
-          <w:rFonts w:ascii="Times New Roman" w:hAnsi="Times New Roman" w:cs="Times New Roman"/>
-        </w:rPr>
-      </w:pPr>
-      <w:r>
-        <w:rPr>
-          <w:rFonts w:ascii="Times New Roman" w:hAnsi="Times New Roman" w:cs="Times New Roman"/>
-        </w:rPr>
-        <w:t>8:20 -&gt; eight twenty</w:t>
-      </w:r>
-    </w:p>
-    <w:p>
-      <w:pPr>
-        <w:rPr>
-          <w:rFonts w:ascii="Times New Roman" w:hAnsi="Times New Roman" w:cs="Times New Roman"/>
-        </w:rPr>
-      </w:pPr>
-      <w:r>
-        <w:rPr>
-          <w:rFonts w:ascii="Times New Roman" w:hAnsi="Times New Roman" w:cs="Times New Roman"/>
-        </w:rPr>
-        <w:t>6:50 -&gt; six fifty</w:t>
-      </w:r>
-    </w:p>
-    <w:p>
-      <w:pPr>
-        <w:rPr>
-          <w:rFonts w:ascii="Times New Roman" w:hAnsi="Times New Roman" w:cs="Times New Roman"/>
-        </w:rPr>
-      </w:pPr>
-      <w:r>
-        <w:rPr>
-          <w:rFonts w:ascii="Times New Roman" w:hAnsi="Times New Roman" w:cs="Times New Roman"/>
-        </w:rPr>
-        <w:t>7. AM và PM</w:t>
-      </w:r>
-    </w:p>
-    <w:p>
-      <w:pPr>
-        <w:rPr>
-          <w:rFonts w:ascii="Times New Roman" w:hAnsi="Times New Roman" w:cs="Times New Roman"/>
-        </w:rPr>
-      </w:pPr>
-      <w:r>
-        <w:rPr>
-          <w:rFonts w:ascii="Times New Roman" w:hAnsi="Times New Roman" w:cs="Times New Roman"/>
-        </w:rPr>
-        <w:t>AM = buổi sáng</w:t>
-      </w:r>
-    </w:p>
-    <w:p>
-      <w:pPr>
-        <w:rPr>
-          <w:rFonts w:ascii="Times New Roman" w:hAnsi="Times New Roman" w:cs="Times New Roman"/>
-        </w:rPr>
-      </w:pPr>
-      <w:r>
-        <w:rPr>
-          <w:rFonts w:ascii="Times New Roman" w:hAnsi="Times New Roman" w:cs="Times New Roman"/>
-        </w:rPr>
-        <w:t>PM = buổi chiều / tối</w:t>
-      </w:r>
-    </w:p>
-    <w:p>
-      <w:pPr>
-        <w:rPr>
-          <w:rFonts w:ascii="Times New Roman" w:hAnsi="Times New Roman" w:cs="Times New Roman"/>
-        </w:rPr>
-      </w:pPr>
-      <w:r>
-        <w:rPr>
-          <w:rFonts w:ascii="Times New Roman" w:hAnsi="Times New Roman" w:cs="Times New Roman"/>
-        </w:rPr>
-        <w:t>Ví dụ:</w:t>
-      </w:r>
-    </w:p>
-    <w:p>
-      <w:pPr>
-        <w:rPr>
-          <w:rFonts w:ascii="Times New Roman" w:hAnsi="Times New Roman" w:cs="Times New Roman"/>
-        </w:rPr>
-      </w:pPr>
-      <w:r>
-        <w:rPr>
-          <w:rFonts w:ascii="Times New Roman" w:hAnsi="Times New Roman" w:cs="Times New Roman"/>
-        </w:rPr>
-        <w:t>It’s 7 AM. -&gt; 7 giờ sáng</w:t>
-      </w:r>
-    </w:p>
-    <w:p>
-      <w:pPr>
-        <w:rPr>
-          <w:rFonts w:ascii="Times New Roman" w:hAnsi="Times New Roman" w:cs="Times New Roman"/>
-        </w:rPr>
-      </w:pPr>
-      <w:r>
-        <w:rPr>
-          <w:rFonts w:ascii="Times New Roman" w:hAnsi="Times New Roman" w:cs="Times New Roman"/>
-        </w:rPr>
-        <w:t>It’s 7 PM. -&gt; 7 giờ tối</w:t>
-      </w:r>
-    </w:p>
-    <w:p>
-      <w:pPr>
-        <w:rPr>
-          <w:rFonts w:ascii="Times New Roman" w:hAnsi="Times New Roman" w:cs="Times New Roman"/>
-        </w:rPr>
-      </w:pPr>
-      <w:r>
-        <w:rPr>
-          <w:rFonts w:ascii="Times New Roman" w:hAnsi="Times New Roman" w:cs="Times New Roman"/>
-        </w:rPr>
-        <w:t>I wake up at 6 AM. -&gt; tối thức dậy lúc 6 giờ sáng.</w:t>
-      </w:r>
-    </w:p>
-    <w:p>
-      <w:pPr>
-        <w:rPr>
-          <w:rFonts w:ascii="Times New Roman" w:hAnsi="Times New Roman" w:cs="Times New Roman"/>
-        </w:rPr>
-      </w:pPr>
-      <w:r>
-        <w:rPr>
-          <w:rFonts w:ascii="Times New Roman" w:hAnsi="Times New Roman" w:cs="Times New Roman"/>
-        </w:rPr>
-        <w:t>8. NGÀY TRONG THÁNG</w:t>
-      </w:r>
-    </w:p>
-    <w:p>
-      <w:pPr>
-        <w:rPr>
-          <w:rFonts w:ascii="Times New Roman" w:hAnsi="Times New Roman" w:cs="Times New Roman"/>
-        </w:rPr>
-      </w:pPr>
-      <w:r>
-        <w:rPr>
-          <w:rFonts w:ascii="Times New Roman" w:hAnsi="Times New Roman" w:cs="Times New Roman"/>
-        </w:rPr>
-        <w:t>1</w:t>
-      </w:r>
-      <w:r>
-        <w:rPr>
-          <w:rFonts w:ascii="Times New Roman" w:hAnsi="Times New Roman" w:cs="Times New Roman"/>
-          <w:vertAlign w:val="superscript"/>
-        </w:rPr>
-        <w:t>st</w:t>
-      </w:r>
-      <w:r>
-        <w:rPr>
-          <w:rFonts w:ascii="Times New Roman" w:hAnsi="Times New Roman" w:cs="Times New Roman"/>
-        </w:rPr>
-        <w:t xml:space="preserve"> -&gt; first</w:t>
-      </w:r>
-    </w:p>
-    <w:p>
-      <w:pPr>
-        <w:rPr>
-          <w:rFonts w:ascii="Times New Roman" w:hAnsi="Times New Roman" w:cs="Times New Roman"/>
-        </w:rPr>
-      </w:pPr>
-      <w:r>
-        <w:rPr>
-          <w:rFonts w:ascii="Times New Roman" w:hAnsi="Times New Roman" w:cs="Times New Roman"/>
-        </w:rPr>
-        <w:t>2</w:t>
-      </w:r>
-      <w:r>
-        <w:rPr>
-          <w:rFonts w:ascii="Times New Roman" w:hAnsi="Times New Roman" w:cs="Times New Roman"/>
-          <w:vertAlign w:val="superscript"/>
-        </w:rPr>
-        <w:t>nd</w:t>
-      </w:r>
-      <w:r>
-        <w:rPr>
-          <w:rFonts w:ascii="Times New Roman" w:hAnsi="Times New Roman" w:cs="Times New Roman"/>
-        </w:rPr>
-        <w:t xml:space="preserve"> -&gt; second</w:t>
-      </w:r>
-    </w:p>
-    <w:p>
-      <w:pPr>
-        <w:rPr>
-          <w:rFonts w:ascii="Times New Roman" w:hAnsi="Times New Roman" w:cs="Times New Roman"/>
-        </w:rPr>
-      </w:pPr>
-      <w:r>
-        <w:rPr>
-          <w:rFonts w:ascii="Times New Roman" w:hAnsi="Times New Roman" w:cs="Times New Roman"/>
-        </w:rPr>
-        <w:t>3</w:t>
-      </w:r>
-      <w:r>
-        <w:rPr>
-          <w:rFonts w:ascii="Times New Roman" w:hAnsi="Times New Roman" w:cs="Times New Roman"/>
-          <w:vertAlign w:val="superscript"/>
-        </w:rPr>
-        <w:t>rd</w:t>
-      </w:r>
-      <w:r>
-        <w:rPr>
-          <w:rFonts w:ascii="Times New Roman" w:hAnsi="Times New Roman" w:cs="Times New Roman"/>
-        </w:rPr>
-        <w:t xml:space="preserve"> -&gt; third</w:t>
-      </w:r>
-    </w:p>
-    <w:p>
-      <w:pPr>
-        <w:rPr>
-          <w:rFonts w:ascii="Times New Roman" w:hAnsi="Times New Roman" w:cs="Times New Roman"/>
-        </w:rPr>
-      </w:pPr>
-      <w:r>
-        <w:rPr>
-          <w:rFonts w:ascii="Times New Roman" w:hAnsi="Times New Roman" w:cs="Times New Roman"/>
-        </w:rPr>
-        <w:t>4</w:t>
-      </w:r>
-      <w:r>
-        <w:rPr>
-          <w:rFonts w:ascii="Times New Roman" w:hAnsi="Times New Roman" w:cs="Times New Roman"/>
-          <w:vertAlign w:val="superscript"/>
-        </w:rPr>
-        <w:t>th</w:t>
-      </w:r>
-      <w:r>
-        <w:rPr>
-          <w:rFonts w:ascii="Times New Roman" w:hAnsi="Times New Roman" w:cs="Times New Roman"/>
-        </w:rPr>
-        <w:t xml:space="preserve"> -&gt; fourth</w:t>
-      </w:r>
-    </w:p>
-    <w:p>
-      <w:pPr>
-        <w:rPr>
-          <w:rFonts w:ascii="Times New Roman" w:hAnsi="Times New Roman" w:cs="Times New Roman"/>
-        </w:rPr>
-      </w:pPr>
-    </w:p>
-    <w:p>
-      <w:pPr>
-        <w:rPr>
-          <w:rFonts w:ascii="Times New Roman" w:hAnsi="Times New Roman" w:cs="Times New Roman"/>
-        </w:rPr>
-      </w:pPr>
-      <w:r>
-        <w:rPr>
-          <w:rFonts w:ascii="Times New Roman" w:hAnsi="Times New Roman" w:cs="Times New Roman"/>
-        </w:rPr>
-        <w:t>10</w:t>
-      </w:r>
-      <w:r>
-        <w:rPr>
-          <w:rFonts w:ascii="Times New Roman" w:hAnsi="Times New Roman" w:cs="Times New Roman"/>
-          <w:vertAlign w:val="superscript"/>
-        </w:rPr>
-        <w:t>th</w:t>
-      </w:r>
-      <w:r>
-        <w:rPr>
-          <w:rFonts w:ascii="Times New Roman" w:hAnsi="Times New Roman" w:cs="Times New Roman"/>
-        </w:rPr>
-        <w:t xml:space="preserve"> -&gt; tenth</w:t>
-      </w:r>
-    </w:p>
-    <w:p>
-      <w:pPr>
-        <w:rPr>
-          <w:rFonts w:ascii="Times New Roman" w:hAnsi="Times New Roman" w:cs="Times New Roman"/>
-        </w:rPr>
-      </w:pPr>
-      <w:r>
-        <w:rPr>
-          <w:rFonts w:ascii="Times New Roman" w:hAnsi="Times New Roman" w:cs="Times New Roman"/>
-        </w:rPr>
-        <w:t>21</w:t>
-      </w:r>
-      <w:r>
-        <w:rPr>
-          <w:rFonts w:ascii="Times New Roman" w:hAnsi="Times New Roman" w:cs="Times New Roman"/>
-          <w:vertAlign w:val="superscript"/>
-        </w:rPr>
-        <w:t>st</w:t>
-      </w:r>
-      <w:r>
-        <w:rPr>
-          <w:rFonts w:ascii="Times New Roman" w:hAnsi="Times New Roman" w:cs="Times New Roman"/>
-        </w:rPr>
-        <w:t xml:space="preserve"> -&gt; twenty-first</w:t>
-      </w:r>
-    </w:p>
-    <w:p>
-      <w:pPr>
-        <w:rPr>
-          <w:rFonts w:ascii="Times New Roman" w:hAnsi="Times New Roman" w:cs="Times New Roman"/>
-        </w:rPr>
-      </w:pPr>
-      <w:r>
-        <w:rPr>
-          <w:rFonts w:ascii="Times New Roman" w:hAnsi="Times New Roman" w:cs="Times New Roman"/>
-        </w:rPr>
-        <w:t>22</w:t>
-      </w:r>
-      <w:r>
-        <w:rPr>
-          <w:rFonts w:ascii="Times New Roman" w:hAnsi="Times New Roman" w:cs="Times New Roman"/>
-          <w:vertAlign w:val="superscript"/>
-        </w:rPr>
-        <w:t>nd</w:t>
-      </w:r>
-      <w:r>
-        <w:rPr>
-          <w:rFonts w:ascii="Times New Roman" w:hAnsi="Times New Roman" w:cs="Times New Roman"/>
-        </w:rPr>
-        <w:t xml:space="preserve"> -&gt; twenty-second</w:t>
-      </w:r>
-    </w:p>
-    <w:p>
-      <w:pPr>
-        <w:rPr>
-          <w:rFonts w:ascii="Times New Roman" w:hAnsi="Times New Roman" w:cs="Times New Roman"/>
-        </w:rPr>
-      </w:pPr>
-      <w:r>
-        <w:rPr>
-          <w:rFonts w:ascii="Times New Roman" w:hAnsi="Times New Roman" w:cs="Times New Roman"/>
-        </w:rPr>
-        <w:t>23</w:t>
-      </w:r>
-      <w:r>
-        <w:rPr>
-          <w:rFonts w:ascii="Times New Roman" w:hAnsi="Times New Roman" w:cs="Times New Roman"/>
-          <w:vertAlign w:val="superscript"/>
-        </w:rPr>
-        <w:t>rd</w:t>
-      </w:r>
-      <w:r>
-        <w:rPr>
-          <w:rFonts w:ascii="Times New Roman" w:hAnsi="Times New Roman" w:cs="Times New Roman"/>
-        </w:rPr>
-        <w:t xml:space="preserve"> -&gt; twenty-third</w:t>
-      </w:r>
-    </w:p>
-    <w:p>
-      <w:pPr>
-        <w:rPr>
-          <w:rFonts w:ascii="Times New Roman" w:hAnsi="Times New Roman" w:cs="Times New Roman"/>
-        </w:rPr>
-      </w:pPr>
-      <w:r>
-        <w:rPr>
-          <w:rFonts w:ascii="Times New Roman" w:hAnsi="Times New Roman" w:cs="Times New Roman"/>
-        </w:rPr>
-        <w:t>31</w:t>
-      </w:r>
-      <w:r>
-        <w:rPr>
-          <w:rFonts w:ascii="Times New Roman" w:hAnsi="Times New Roman" w:cs="Times New Roman"/>
-          <w:vertAlign w:val="superscript"/>
-        </w:rPr>
-        <w:t>st</w:t>
-      </w:r>
-      <w:r>
-        <w:rPr>
-          <w:rFonts w:ascii="Times New Roman" w:hAnsi="Times New Roman" w:cs="Times New Roman"/>
-        </w:rPr>
-        <w:t xml:space="preserve"> -&gt; thirty-first</w:t>
-      </w:r>
-    </w:p>
-    <w:p>
-      <w:pPr>
-        <w:rPr>
-          <w:rFonts w:ascii="Times New Roman" w:hAnsi="Times New Roman" w:cs="Times New Roman"/>
-        </w:rPr>
-      </w:pPr>
-      <w:r>
-        <w:rPr>
-          <w:rFonts w:ascii="Times New Roman" w:hAnsi="Times New Roman" w:cs="Times New Roman"/>
-        </w:rPr>
-        <w:t>9. CÁCH ĐỌC NGÀY THÁNG</w:t>
-      </w:r>
-    </w:p>
-    <w:p>
-      <w:pPr>
-        <w:rPr>
-          <w:rFonts w:ascii="Times New Roman" w:hAnsi="Times New Roman" w:cs="Times New Roman"/>
-        </w:rPr>
-      </w:pPr>
-      <w:r>
-        <w:rPr>
-          <w:rFonts w:ascii="Times New Roman" w:hAnsi="Times New Roman" w:cs="Times New Roman"/>
-        </w:rPr>
-        <w:t>Kiểu Anh – Anh</w:t>
-      </w:r>
-    </w:p>
-    <w:p>
-      <w:pPr>
-        <w:rPr>
-          <w:rFonts w:ascii="Times New Roman" w:hAnsi="Times New Roman" w:cs="Times New Roman"/>
-        </w:rPr>
-      </w:pPr>
-      <w:r>
-        <w:rPr>
-          <w:rFonts w:ascii="Times New Roman" w:hAnsi="Times New Roman" w:cs="Times New Roman"/>
-        </w:rPr>
         <w:t>5 july -&gt; the fifth of july</w:t>
       </w:r>
     </w:p>
@@ -1000,397 +1051,410 @@
         <w:rPr>
           <w:rFonts w:ascii="Times New Roman" w:hAnsi="Times New Roman" w:cs="Times New Roman"/>
         </w:rPr>
+        <w:t>Kiểu Anh – Mỹ</w:t>
+      </w:r>
+    </w:p>
+    <w:p>
+      <w:pPr>
+        <w:rPr>
+          <w:rFonts w:ascii="Times New Roman" w:hAnsi="Times New Roman" w:cs="Times New Roman"/>
+        </w:rPr>
+      </w:pPr>
+      <w:r>
+        <w:rPr>
+          <w:rFonts w:ascii="Times New Roman" w:hAnsi="Times New Roman" w:cs="Times New Roman"/>
+        </w:rPr>
+        <w:t xml:space="preserve"> July 5 -&gt; july fifth</w:t>
+      </w:r>
+    </w:p>
+    <w:p>
+      <w:pPr>
+        <w:rPr>
+          <w:rFonts w:ascii="Times New Roman" w:hAnsi="Times New Roman" w:cs="Times New Roman"/>
+        </w:rPr>
+      </w:pPr>
+      <w:r>
+        <w:rPr>
+          <w:rFonts w:ascii="Times New Roman" w:hAnsi="Times New Roman" w:cs="Times New Roman"/>
+        </w:rPr>
+        <w:t>October 20 -&gt; july twentieth</w:t>
+      </w:r>
+    </w:p>
+    <w:p>
+      <w:pPr>
+        <w:rPr>
+          <w:rFonts w:ascii="Times New Roman" w:hAnsi="Times New Roman" w:cs="Times New Roman"/>
+        </w:rPr>
+      </w:pPr>
+      <w:r>
+        <w:rPr>
+          <w:rFonts w:ascii="Times New Roman" w:hAnsi="Times New Roman" w:cs="Times New Roman"/>
+        </w:rPr>
+        <w:t>10. THÁNG TRONG NĂM</w:t>
+      </w:r>
+    </w:p>
+    <w:p>
+      <w:pPr>
+        <w:rPr>
+          <w:rFonts w:ascii="Times New Roman" w:hAnsi="Times New Roman" w:cs="Times New Roman"/>
+        </w:rPr>
+      </w:pPr>
+      <w:r>
+        <w:rPr>
+          <w:rFonts w:ascii="Times New Roman" w:hAnsi="Times New Roman" w:cs="Times New Roman"/>
+        </w:rPr>
+        <w:t>January -&gt; Tháng 1</w:t>
+      </w:r>
+    </w:p>
+    <w:p>
+      <w:pPr>
+        <w:rPr>
+          <w:rFonts w:ascii="Times New Roman" w:hAnsi="Times New Roman" w:cs="Times New Roman"/>
+        </w:rPr>
+      </w:pPr>
+      <w:r>
+        <w:rPr>
+          <w:rFonts w:ascii="Times New Roman" w:hAnsi="Times New Roman" w:cs="Times New Roman"/>
+        </w:rPr>
+        <w:t>February -&gt; Tháng 2</w:t>
+      </w:r>
+    </w:p>
+    <w:p>
+      <w:pPr>
+        <w:rPr>
+          <w:rFonts w:ascii="Times New Roman" w:hAnsi="Times New Roman" w:cs="Times New Roman"/>
+        </w:rPr>
+      </w:pPr>
+      <w:r>
+        <w:rPr>
+          <w:rFonts w:ascii="Times New Roman" w:hAnsi="Times New Roman" w:cs="Times New Roman"/>
+        </w:rPr>
+        <w:t>March -&gt; Tháng 3</w:t>
+      </w:r>
+    </w:p>
+    <w:p>
+      <w:pPr>
+        <w:rPr>
+          <w:rFonts w:ascii="Times New Roman" w:hAnsi="Times New Roman" w:cs="Times New Roman"/>
+        </w:rPr>
+      </w:pPr>
+      <w:r>
+        <w:rPr>
+          <w:rFonts w:ascii="Times New Roman" w:hAnsi="Times New Roman" w:cs="Times New Roman"/>
+        </w:rPr>
+        <w:t>April -&gt; Tháng 4</w:t>
+      </w:r>
+    </w:p>
+    <w:p>
+      <w:pPr>
+        <w:rPr>
+          <w:rFonts w:ascii="Times New Roman" w:hAnsi="Times New Roman" w:cs="Times New Roman"/>
+        </w:rPr>
+      </w:pPr>
+      <w:r>
+        <w:rPr>
+          <w:rFonts w:ascii="Times New Roman" w:hAnsi="Times New Roman" w:cs="Times New Roman"/>
+        </w:rPr>
+        <w:t>May -&gt; Tháng 5</w:t>
+      </w:r>
+    </w:p>
+    <w:p>
+      <w:pPr>
+        <w:rPr>
+          <w:rFonts w:ascii="Times New Roman" w:hAnsi="Times New Roman" w:cs="Times New Roman"/>
+        </w:rPr>
+      </w:pPr>
+      <w:r>
+        <w:rPr>
+          <w:rFonts w:ascii="Times New Roman" w:hAnsi="Times New Roman" w:cs="Times New Roman"/>
+        </w:rPr>
+        <w:t xml:space="preserve">June -&gt; Tháng 6 </w:t>
+      </w:r>
+    </w:p>
+    <w:p>
+      <w:pPr>
+        <w:rPr>
+          <w:rFonts w:ascii="Times New Roman" w:hAnsi="Times New Roman" w:cs="Times New Roman"/>
+        </w:rPr>
+      </w:pPr>
+      <w:r>
+        <w:rPr>
+          <w:rFonts w:ascii="Times New Roman" w:hAnsi="Times New Roman" w:cs="Times New Roman"/>
+        </w:rPr>
+        <w:t>July -&gt; Tháng 7</w:t>
+      </w:r>
+    </w:p>
+    <w:p>
+      <w:pPr>
+        <w:rPr>
+          <w:rFonts w:ascii="Times New Roman" w:hAnsi="Times New Roman" w:cs="Times New Roman"/>
+        </w:rPr>
+      </w:pPr>
+      <w:r>
+        <w:rPr>
+          <w:rFonts w:ascii="Times New Roman" w:hAnsi="Times New Roman" w:cs="Times New Roman"/>
+        </w:rPr>
+        <w:t>August -&gt; Tháng 8</w:t>
+      </w:r>
+    </w:p>
+    <w:p>
+      <w:pPr>
+        <w:rPr>
+          <w:rFonts w:ascii="Times New Roman" w:hAnsi="Times New Roman" w:cs="Times New Roman"/>
+        </w:rPr>
+      </w:pPr>
+      <w:r>
+        <w:rPr>
+          <w:rFonts w:ascii="Times New Roman" w:hAnsi="Times New Roman" w:cs="Times New Roman"/>
+        </w:rPr>
+        <w:t>September -&gt; Tháng 9</w:t>
+      </w:r>
+    </w:p>
+    <w:p>
+      <w:pPr>
+        <w:rPr>
+          <w:rFonts w:ascii="Times New Roman" w:hAnsi="Times New Roman" w:cs="Times New Roman"/>
+        </w:rPr>
+      </w:pPr>
+      <w:r>
+        <w:rPr>
+          <w:rFonts w:ascii="Times New Roman" w:hAnsi="Times New Roman" w:cs="Times New Roman"/>
+        </w:rPr>
+        <w:t xml:space="preserve">October -&gt; Tháng 10 </w:t>
+      </w:r>
+    </w:p>
+    <w:p>
+      <w:pPr>
+        <w:rPr>
+          <w:rFonts w:ascii="Times New Roman" w:hAnsi="Times New Roman" w:cs="Times New Roman"/>
+        </w:rPr>
+      </w:pPr>
+      <w:r>
+        <w:rPr>
+          <w:rFonts w:ascii="Times New Roman" w:hAnsi="Times New Roman" w:cs="Times New Roman"/>
+        </w:rPr>
+        <w:t>November -&gt; Tháng 11</w:t>
+      </w:r>
+    </w:p>
+    <w:p>
+      <w:pPr>
+        <w:rPr>
+          <w:rFonts w:ascii="Times New Roman" w:hAnsi="Times New Roman" w:cs="Times New Roman"/>
+        </w:rPr>
+      </w:pPr>
+      <w:r>
+        <w:rPr>
+          <w:rFonts w:ascii="Times New Roman" w:hAnsi="Times New Roman" w:cs="Times New Roman"/>
+        </w:rPr>
+        <w:t>December -&gt;  Tháng 12</w:t>
+      </w:r>
+    </w:p>
+    <w:p>
+      <w:pPr>
+        <w:rPr>
+          <w:rFonts w:ascii="Times New Roman" w:hAnsi="Times New Roman" w:cs="Times New Roman"/>
+        </w:rPr>
+      </w:pPr>
+      <w:r>
+        <w:rPr>
+          <w:rFonts w:ascii="Times New Roman" w:hAnsi="Times New Roman" w:cs="Times New Roman"/>
+        </w:rPr>
+        <w:t>11. Hỏi về ngày tháng</w:t>
+      </w:r>
+    </w:p>
+    <w:p>
+      <w:pPr>
+        <w:rPr>
+          <w:rFonts w:ascii="Times New Roman" w:hAnsi="Times New Roman" w:cs="Times New Roman"/>
+        </w:rPr>
+      </w:pPr>
+      <w:r>
+        <w:rPr>
+          <w:rFonts w:ascii="Times New Roman" w:hAnsi="Times New Roman" w:cs="Times New Roman"/>
+        </w:rPr>
+        <w:t>What day is it today -&gt; Hôm nay là thứ mấy?</w:t>
+      </w:r>
+    </w:p>
+    <w:p>
+      <w:pPr>
+        <w:rPr>
+          <w:rFonts w:ascii="Times New Roman" w:hAnsi="Times New Roman" w:cs="Times New Roman"/>
+        </w:rPr>
+      </w:pPr>
+      <w:r>
+        <w:rPr>
+          <w:rFonts w:ascii="Times New Roman" w:hAnsi="Times New Roman" w:cs="Times New Roman"/>
+        </w:rPr>
+        <w:t>What’s the date today? -&gt; Hôm nay là ngày bao nhiêu</w:t>
+      </w:r>
+    </w:p>
+    <w:p>
+      <w:pPr>
+        <w:rPr>
+          <w:rFonts w:ascii="Times New Roman" w:hAnsi="Times New Roman" w:cs="Times New Roman"/>
+        </w:rPr>
+      </w:pPr>
+      <w:r>
+        <w:rPr>
+          <w:rFonts w:ascii="Times New Roman" w:hAnsi="Times New Roman" w:cs="Times New Roman"/>
+        </w:rPr>
+        <w:t>When is your birthday? -&gt; Sinh nhật của bạn là khi nào?</w:t>
+      </w:r>
+    </w:p>
+    <w:p>
+      <w:pPr>
+        <w:rPr>
+          <w:rFonts w:ascii="Times New Roman" w:hAnsi="Times New Roman" w:cs="Times New Roman"/>
+        </w:rPr>
+      </w:pPr>
+      <w:r>
+        <w:rPr>
+          <w:rFonts w:ascii="Times New Roman" w:hAnsi="Times New Roman" w:cs="Times New Roman"/>
+        </w:rPr>
+        <w:t>Ví dụ</w:t>
+      </w:r>
+    </w:p>
+    <w:p>
+      <w:pPr>
+        <w:rPr>
+          <w:rFonts w:ascii="Times New Roman" w:hAnsi="Times New Roman" w:cs="Times New Roman"/>
+        </w:rPr>
+      </w:pPr>
+      <w:r>
+        <w:rPr>
+          <w:rFonts w:ascii="Times New Roman" w:hAnsi="Times New Roman" w:cs="Times New Roman"/>
+        </w:rPr>
+        <w:t>Today is Monday-&gt; Hôm nay là thứ Hai.</w:t>
+      </w:r>
+    </w:p>
+    <w:p>
+      <w:pPr>
+        <w:rPr>
+          <w:rFonts w:ascii="Times New Roman" w:hAnsi="Times New Roman" w:cs="Times New Roman"/>
+        </w:rPr>
+      </w:pPr>
+      <w:r>
+        <w:rPr>
+          <w:rFonts w:ascii="Times New Roman" w:hAnsi="Times New Roman" w:cs="Times New Roman"/>
+        </w:rPr>
+        <w:t>Today is May fifteenth. -&gt; Hôm nay là ngày 15 tháng 5.</w:t>
+      </w:r>
+    </w:p>
+    <w:p>
+      <w:pPr>
+        <w:rPr>
+          <w:rFonts w:ascii="Times New Roman" w:hAnsi="Times New Roman" w:cs="Times New Roman"/>
+        </w:rPr>
+      </w:pPr>
+      <w:r>
+        <w:rPr>
+          <w:rFonts w:ascii="Times New Roman" w:hAnsi="Times New Roman" w:cs="Times New Roman"/>
+        </w:rPr>
+        <w:t>My birthday is on August tenth. -&gt; Sinh nhật tôi là ngày 10 tháng 8</w:t>
+      </w:r>
+    </w:p>
+    <w:p>
+      <w:pPr>
+        <w:rPr>
+          <w:rFonts w:ascii="Times New Roman" w:hAnsi="Times New Roman" w:cs="Times New Roman"/>
+        </w:rPr>
+      </w:pPr>
+      <w:r>
+        <w:rPr>
+          <w:rFonts w:ascii="Times New Roman" w:hAnsi="Times New Roman" w:cs="Times New Roman"/>
+        </w:rPr>
+        <w:t>12. GHI NHỚ</w:t>
+      </w:r>
+    </w:p>
+    <w:p>
+      <w:pPr>
+        <w:rPr>
+          <w:rFonts w:ascii="Times New Roman" w:hAnsi="Times New Roman" w:cs="Times New Roman"/>
+        </w:rPr>
+      </w:pPr>
+      <w:r>
+        <w:rPr>
+          <w:rFonts w:ascii="Times New Roman" w:hAnsi="Times New Roman" w:cs="Times New Roman"/>
+        </w:rPr>
+        <w:t>Past = sau</w:t>
+      </w:r>
+    </w:p>
+    <w:p>
+      <w:pPr>
+        <w:rPr>
+          <w:rFonts w:ascii="Times New Roman" w:hAnsi="Times New Roman" w:cs="Times New Roman"/>
+        </w:rPr>
+      </w:pPr>
+      <w:r>
+        <w:rPr>
+          <w:rFonts w:ascii="Times New Roman" w:hAnsi="Times New Roman" w:cs="Times New Roman"/>
+        </w:rPr>
+        <w:t>To = kém</w:t>
+      </w:r>
+    </w:p>
+    <w:p>
+      <w:pPr>
+        <w:rPr>
+          <w:rFonts w:ascii="Times New Roman" w:hAnsi="Times New Roman" w:cs="Times New Roman"/>
+        </w:rPr>
+      </w:pPr>
+      <w:r>
+        <w:rPr>
+          <w:rFonts w:ascii="Times New Roman" w:hAnsi="Times New Roman" w:cs="Times New Roman"/>
+        </w:rPr>
+        <w:t>Half = 30 phút</w:t>
+      </w:r>
+    </w:p>
+    <w:p>
+      <w:pPr>
+        <w:rPr>
+          <w:rFonts w:ascii="Times New Roman" w:hAnsi="Times New Roman" w:cs="Times New Roman"/>
+        </w:rPr>
+      </w:pPr>
+      <w:r>
+        <w:rPr>
+          <w:rFonts w:ascii="Times New Roman" w:hAnsi="Times New Roman" w:cs="Times New Roman"/>
+        </w:rPr>
+        <w:t>A quarte = 15 phút</w:t>
+      </w:r>
+    </w:p>
+    <w:p>
+      <w:pPr>
+        <w:rPr>
+          <w:rFonts w:ascii="Times New Roman" w:hAnsi="Times New Roman" w:cs="Times New Roman"/>
+        </w:rPr>
+      </w:pPr>
+      <w:r>
+        <w:rPr>
+          <w:rFonts w:ascii="Times New Roman" w:hAnsi="Times New Roman" w:cs="Times New Roman"/>
+        </w:rPr>
+        <w:t>Cấu trúc quan trọng</w:t>
+      </w:r>
+    </w:p>
+    <w:p>
+      <w:pPr>
+        <w:rPr>
+          <w:rFonts w:ascii="Times New Roman" w:hAnsi="Times New Roman" w:cs="Times New Roman"/>
+        </w:rPr>
+      </w:pPr>
+      <w:r>
+        <w:rPr>
+          <w:rFonts w:ascii="Times New Roman" w:hAnsi="Times New Roman" w:cs="Times New Roman"/>
+        </w:rPr>
+        <w:t>It’s + giờ + o’clock</w:t>
+      </w:r>
+    </w:p>
+    <w:p>
+      <w:pPr>
+        <w:rPr>
+          <w:rFonts w:ascii="Times New Roman" w:hAnsi="Times New Roman" w:cs="Times New Roman"/>
+        </w:rPr>
+      </w:pPr>
+      <w:r>
+        <w:rPr>
+          <w:rFonts w:ascii="Times New Roman" w:hAnsi="Times New Roman" w:cs="Times New Roman"/>
+        </w:rPr>
         <w:lastRenderedPageBreak/>
-        <w:t>Kiểu Anh – Mỹ</w:t>
-      </w:r>
-    </w:p>
-    <w:p>
-      <w:pPr>
-        <w:rPr>
-          <w:rFonts w:ascii="Times New Roman" w:hAnsi="Times New Roman" w:cs="Times New Roman"/>
-        </w:rPr>
-      </w:pPr>
-      <w:r>
-        <w:rPr>
-          <w:rFonts w:ascii="Times New Roman" w:hAnsi="Times New Roman" w:cs="Times New Roman"/>
-        </w:rPr>
-        <w:t xml:space="preserve"> July 5 -&gt; july fifth</w:t>
-      </w:r>
-    </w:p>
-    <w:p>
-      <w:pPr>
-        <w:rPr>
-          <w:rFonts w:ascii="Times New Roman" w:hAnsi="Times New Roman" w:cs="Times New Roman"/>
-        </w:rPr>
-      </w:pPr>
-      <w:r>
-        <w:rPr>
-          <w:rFonts w:ascii="Times New Roman" w:hAnsi="Times New Roman" w:cs="Times New Roman"/>
-        </w:rPr>
-        <w:t>October 20 -&gt; july twentieth</w:t>
-      </w:r>
-    </w:p>
-    <w:p>
-      <w:pPr>
-        <w:rPr>
-          <w:rFonts w:ascii="Times New Roman" w:hAnsi="Times New Roman" w:cs="Times New Roman"/>
-        </w:rPr>
-      </w:pPr>
-      <w:r>
-        <w:rPr>
-          <w:rFonts w:ascii="Times New Roman" w:hAnsi="Times New Roman" w:cs="Times New Roman"/>
-        </w:rPr>
-        <w:t>10. THÁNG TRONG NĂM</w:t>
-      </w:r>
-    </w:p>
-    <w:p>
-      <w:pPr>
-        <w:rPr>
-          <w:rFonts w:ascii="Times New Roman" w:hAnsi="Times New Roman" w:cs="Times New Roman"/>
-        </w:rPr>
-      </w:pPr>
-      <w:r>
-        <w:rPr>
-          <w:rFonts w:ascii="Times New Roman" w:hAnsi="Times New Roman" w:cs="Times New Roman"/>
-        </w:rPr>
-        <w:t>January -&gt; Tháng 1</w:t>
-      </w:r>
-    </w:p>
-    <w:p>
-      <w:pPr>
-        <w:rPr>
-          <w:rFonts w:ascii="Times New Roman" w:hAnsi="Times New Roman" w:cs="Times New Roman"/>
-        </w:rPr>
-      </w:pPr>
-      <w:r>
-        <w:rPr>
-          <w:rFonts w:ascii="Times New Roman" w:hAnsi="Times New Roman" w:cs="Times New Roman"/>
-        </w:rPr>
-        <w:t>February -&gt; Tháng 2</w:t>
-      </w:r>
-    </w:p>
-    <w:p>
-      <w:pPr>
-        <w:rPr>
-          <w:rFonts w:ascii="Times New Roman" w:hAnsi="Times New Roman" w:cs="Times New Roman"/>
-        </w:rPr>
-      </w:pPr>
-      <w:r>
-        <w:rPr>
-          <w:rFonts w:ascii="Times New Roman" w:hAnsi="Times New Roman" w:cs="Times New Roman"/>
-        </w:rPr>
-        <w:t>March -&gt; Tháng 3</w:t>
-      </w:r>
-    </w:p>
-    <w:p>
-      <w:pPr>
-        <w:rPr>
-          <w:rFonts w:ascii="Times New Roman" w:hAnsi="Times New Roman" w:cs="Times New Roman"/>
-        </w:rPr>
-      </w:pPr>
-      <w:r>
-        <w:rPr>
-          <w:rFonts w:ascii="Times New Roman" w:hAnsi="Times New Roman" w:cs="Times New Roman"/>
-        </w:rPr>
-        <w:t>April -&gt; Tháng 4</w:t>
-      </w:r>
-    </w:p>
-    <w:p>
-      <w:pPr>
-        <w:rPr>
-          <w:rFonts w:ascii="Times New Roman" w:hAnsi="Times New Roman" w:cs="Times New Roman"/>
-        </w:rPr>
-      </w:pPr>
-      <w:r>
-        <w:rPr>
-          <w:rFonts w:ascii="Times New Roman" w:hAnsi="Times New Roman" w:cs="Times New Roman"/>
-        </w:rPr>
-        <w:t>May -&gt; Tháng 5</w:t>
-      </w:r>
-    </w:p>
-    <w:p>
-      <w:pPr>
-        <w:rPr>
-          <w:rFonts w:ascii="Times New Roman" w:hAnsi="Times New Roman" w:cs="Times New Roman"/>
-        </w:rPr>
-      </w:pPr>
-      <w:r>
-        <w:rPr>
-          <w:rFonts w:ascii="Times New Roman" w:hAnsi="Times New Roman" w:cs="Times New Roman"/>
-        </w:rPr>
-        <w:t xml:space="preserve">June -&gt; Tháng 6 </w:t>
-      </w:r>
-    </w:p>
-    <w:p>
-      <w:pPr>
-        <w:rPr>
-          <w:rFonts w:ascii="Times New Roman" w:hAnsi="Times New Roman" w:cs="Times New Roman"/>
-        </w:rPr>
-      </w:pPr>
-      <w:r>
-        <w:rPr>
-          <w:rFonts w:ascii="Times New Roman" w:hAnsi="Times New Roman" w:cs="Times New Roman"/>
-        </w:rPr>
-        <w:t>July -&gt; Tháng 7</w:t>
-      </w:r>
-    </w:p>
-    <w:p>
-      <w:pPr>
-        <w:rPr>
-          <w:rFonts w:ascii="Times New Roman" w:hAnsi="Times New Roman" w:cs="Times New Roman"/>
-        </w:rPr>
-      </w:pPr>
-      <w:r>
-        <w:rPr>
-          <w:rFonts w:ascii="Times New Roman" w:hAnsi="Times New Roman" w:cs="Times New Roman"/>
-        </w:rPr>
-        <w:t>August -&gt; Tháng 8</w:t>
-      </w:r>
-    </w:p>
-    <w:p>
-      <w:pPr>
-        <w:rPr>
-          <w:rFonts w:ascii="Times New Roman" w:hAnsi="Times New Roman" w:cs="Times New Roman"/>
-        </w:rPr>
-      </w:pPr>
-      <w:r>
-        <w:rPr>
-          <w:rFonts w:ascii="Times New Roman" w:hAnsi="Times New Roman" w:cs="Times New Roman"/>
-        </w:rPr>
-        <w:t>September -&gt; Tháng 9</w:t>
-      </w:r>
-    </w:p>
-    <w:p>
-      <w:pPr>
-        <w:rPr>
-          <w:rFonts w:ascii="Times New Roman" w:hAnsi="Times New Roman" w:cs="Times New Roman"/>
-        </w:rPr>
-      </w:pPr>
-      <w:r>
-        <w:rPr>
-          <w:rFonts w:ascii="Times New Roman" w:hAnsi="Times New Roman" w:cs="Times New Roman"/>
-        </w:rPr>
-        <w:t xml:space="preserve">October -&gt; Tháng 10 </w:t>
-      </w:r>
-    </w:p>
-    <w:p>
-      <w:pPr>
-        <w:rPr>
-          <w:rFonts w:ascii="Times New Roman" w:hAnsi="Times New Roman" w:cs="Times New Roman"/>
-        </w:rPr>
-      </w:pPr>
-      <w:r>
-        <w:rPr>
-          <w:rFonts w:ascii="Times New Roman" w:hAnsi="Times New Roman" w:cs="Times New Roman"/>
-        </w:rPr>
-        <w:t>November -&gt; Tháng 11</w:t>
-      </w:r>
-    </w:p>
-    <w:p>
-      <w:pPr>
-        <w:rPr>
-          <w:rFonts w:ascii="Times New Roman" w:hAnsi="Times New Roman" w:cs="Times New Roman"/>
-        </w:rPr>
-      </w:pPr>
-      <w:r>
-        <w:rPr>
-          <w:rFonts w:ascii="Times New Roman" w:hAnsi="Times New Roman" w:cs="Times New Roman"/>
-        </w:rPr>
-        <w:t>December -&gt;  Tháng 12</w:t>
-      </w:r>
-    </w:p>
-    <w:p>
-      <w:pPr>
-        <w:rPr>
-          <w:rFonts w:ascii="Times New Roman" w:hAnsi="Times New Roman" w:cs="Times New Roman"/>
-        </w:rPr>
-      </w:pPr>
-      <w:r>
-        <w:rPr>
-          <w:rFonts w:ascii="Times New Roman" w:hAnsi="Times New Roman" w:cs="Times New Roman"/>
-        </w:rPr>
-        <w:t>What day is it today -&gt; Hôm nay là thứ mấy?</w:t>
-      </w:r>
-    </w:p>
-    <w:p>
-      <w:pPr>
-        <w:rPr>
-          <w:rFonts w:ascii="Times New Roman" w:hAnsi="Times New Roman" w:cs="Times New Roman"/>
-        </w:rPr>
-      </w:pPr>
-      <w:r>
-        <w:rPr>
-          <w:rFonts w:ascii="Times New Roman" w:hAnsi="Times New Roman" w:cs="Times New Roman"/>
-        </w:rPr>
-        <w:t>What’s the date today? -&gt; Hôm nay là ngày bao nhiêu</w:t>
-      </w:r>
-    </w:p>
-    <w:p>
-      <w:pPr>
-        <w:rPr>
-          <w:rFonts w:ascii="Times New Roman" w:hAnsi="Times New Roman" w:cs="Times New Roman"/>
-        </w:rPr>
-      </w:pPr>
-      <w:r>
-        <w:rPr>
-          <w:rFonts w:ascii="Times New Roman" w:hAnsi="Times New Roman" w:cs="Times New Roman"/>
-        </w:rPr>
-        <w:t>When is your birthday? -&gt; Sinh nhật của bạn là khi nào?</w:t>
-      </w:r>
-    </w:p>
-    <w:p>
-      <w:pPr>
-        <w:rPr>
-          <w:rFonts w:ascii="Times New Roman" w:hAnsi="Times New Roman" w:cs="Times New Roman"/>
-        </w:rPr>
-      </w:pPr>
-      <w:r>
-        <w:rPr>
-          <w:rFonts w:ascii="Times New Roman" w:hAnsi="Times New Roman" w:cs="Times New Roman"/>
-        </w:rPr>
-        <w:t>Ví dụ</w:t>
-      </w:r>
-    </w:p>
-    <w:p>
-      <w:pPr>
-        <w:rPr>
-          <w:rFonts w:ascii="Times New Roman" w:hAnsi="Times New Roman" w:cs="Times New Roman"/>
-        </w:rPr>
-      </w:pPr>
-      <w:r>
-        <w:rPr>
-          <w:rFonts w:ascii="Times New Roman" w:hAnsi="Times New Roman" w:cs="Times New Roman"/>
-        </w:rPr>
-        <w:t>Today is Monday-&gt; Hôm nay là thứ Hai.</w:t>
-      </w:r>
-    </w:p>
-    <w:p>
-      <w:pPr>
-        <w:rPr>
-          <w:rFonts w:ascii="Times New Roman" w:hAnsi="Times New Roman" w:cs="Times New Roman"/>
-        </w:rPr>
-      </w:pPr>
-      <w:r>
-        <w:rPr>
-          <w:rFonts w:ascii="Times New Roman" w:hAnsi="Times New Roman" w:cs="Times New Roman"/>
-        </w:rPr>
-        <w:t>Today is May fifteenth. -&gt; Hôm nay là ngày 15 tháng 5.</w:t>
-      </w:r>
-    </w:p>
-    <w:p>
-      <w:pPr>
-        <w:rPr>
-          <w:rFonts w:ascii="Times New Roman" w:hAnsi="Times New Roman" w:cs="Times New Roman"/>
-        </w:rPr>
-      </w:pPr>
-      <w:r>
-        <w:rPr>
-          <w:rFonts w:ascii="Times New Roman" w:hAnsi="Times New Roman" w:cs="Times New Roman"/>
-        </w:rPr>
-        <w:t>My birthday is on August tenth. -&gt; Sinh nhật tôi là ngày 10 tháng 8</w:t>
-      </w:r>
-    </w:p>
-    <w:p>
-      <w:pPr>
-        <w:rPr>
-          <w:rFonts w:ascii="Times New Roman" w:hAnsi="Times New Roman" w:cs="Times New Roman"/>
-        </w:rPr>
-      </w:pPr>
-      <w:r>
-        <w:rPr>
-          <w:rFonts w:ascii="Times New Roman" w:hAnsi="Times New Roman" w:cs="Times New Roman"/>
-        </w:rPr>
-        <w:t>12. GHI NHỚ</w:t>
-      </w:r>
-    </w:p>
-    <w:p>
-      <w:pPr>
-        <w:rPr>
-          <w:rFonts w:ascii="Times New Roman" w:hAnsi="Times New Roman" w:cs="Times New Roman"/>
-        </w:rPr>
-      </w:pPr>
-      <w:r>
-        <w:rPr>
-          <w:rFonts w:ascii="Times New Roman" w:hAnsi="Times New Roman" w:cs="Times New Roman"/>
-        </w:rPr>
-        <w:t>Past = sau</w:t>
-      </w:r>
-    </w:p>
-    <w:p>
-      <w:pPr>
-        <w:rPr>
-          <w:rFonts w:ascii="Times New Roman" w:hAnsi="Times New Roman" w:cs="Times New Roman"/>
-        </w:rPr>
-      </w:pPr>
-      <w:r>
-        <w:rPr>
-          <w:rFonts w:ascii="Times New Roman" w:hAnsi="Times New Roman" w:cs="Times New Roman"/>
-        </w:rPr>
-        <w:t>To = kém</w:t>
-      </w:r>
-    </w:p>
-    <w:p>
-      <w:pPr>
-        <w:rPr>
-          <w:rFonts w:ascii="Times New Roman" w:hAnsi="Times New Roman" w:cs="Times New Roman"/>
-        </w:rPr>
-      </w:pPr>
-      <w:r>
-        <w:rPr>
-          <w:rFonts w:ascii="Times New Roman" w:hAnsi="Times New Roman" w:cs="Times New Roman"/>
-        </w:rPr>
-        <w:t>Half = 30 phút</w:t>
-      </w:r>
-    </w:p>
-    <w:p>
-      <w:pPr>
-        <w:rPr>
-          <w:rFonts w:ascii="Times New Roman" w:hAnsi="Times New Roman" w:cs="Times New Roman"/>
-        </w:rPr>
-      </w:pPr>
-      <w:r>
-        <w:rPr>
-          <w:rFonts w:ascii="Times New Roman" w:hAnsi="Times New Roman" w:cs="Times New Roman"/>
-        </w:rPr>
-        <w:t>A quarte = 15 phút</w:t>
-      </w:r>
-    </w:p>
-    <w:p>
-      <w:pPr>
-        <w:rPr>
-          <w:rFonts w:ascii="Times New Roman" w:hAnsi="Times New Roman" w:cs="Times New Roman"/>
-        </w:rPr>
-      </w:pPr>
-      <w:r>
-        <w:rPr>
-          <w:rFonts w:ascii="Times New Roman" w:hAnsi="Times New Roman" w:cs="Times New Roman"/>
-        </w:rPr>
-        <w:t>Cấu trúc quan trọng</w:t>
-      </w:r>
-    </w:p>
-    <w:p>
-      <w:pPr>
-        <w:rPr>
-          <w:rFonts w:ascii="Times New Roman" w:hAnsi="Times New Roman" w:cs="Times New Roman"/>
-        </w:rPr>
-      </w:pPr>
-      <w:r>
-        <w:rPr>
-          <w:rFonts w:ascii="Times New Roman" w:hAnsi="Times New Roman" w:cs="Times New Roman"/>
-        </w:rPr>
-        <w:t>It’s + giờ + o’clock</w:t>
-      </w:r>
-    </w:p>
-    <w:p>
-      <w:pPr>
-        <w:rPr>
-          <w:rFonts w:ascii="Times New Roman" w:hAnsi="Times New Roman" w:cs="Times New Roman"/>
-        </w:rPr>
-      </w:pPr>
-      <w:r>
-        <w:rPr>
-          <w:rFonts w:ascii="Times New Roman" w:hAnsi="Times New Roman" w:cs="Times New Roman"/>
-        </w:rPr>
         <w:t>It’s + phút + to + giờ</w:t>
       </w:r>
     </w:p>
